--- a/铁路线路智能综合检测机器人/技术文档章节拆分_20260417_0116/铁路线路智能综合检测机器人_技术文档_V3.0_第07章_检测数据实时采集实时存储实时反馈实时统计分析_20260306_20260417_0116.docx
+++ b/铁路线路智能综合检测机器人/技术文档章节拆分_20260417_0116/铁路线路智能综合检测机器人_技术文档_V3.0_第07章_检测数据实时采集实时存储实时反馈实时统计分析_20260306_20260417_0116.docx
@@ -5182,15 +5182,13 @@
     <w:link w:val="VerbatimChar"/>
     <w:pPr>
       <w:wordWrap w:val="off"/>
-      <w:shd w:val="clear" w:fill="f8f8f8"/>
     </w:pPr>
   </w:style>
   <w:style w:type="character" w:customStyle="1" w:styleId="KeywordTok">
     <w:name w:val="KeywordTok"/>
     <w:basedOn w:val="VerbatimChar"/>
     <w:rPr>
-      <w:color w:val="204a87"/>
-      <w:shd w:val="clear" w:fill="f8f8f8"/>
+      <w:color w:val="007020"/>
       <w:b/>
     </w:rPr>
   </w:style>
@@ -5198,96 +5196,85 @@
     <w:name w:val="DataTypeTok"/>
     <w:basedOn w:val="VerbatimChar"/>
     <w:rPr>
-      <w:color w:val="204a87"/>
-      <w:shd w:val="clear" w:fill="f8f8f8"/>
+      <w:color w:val="902000"/>
     </w:rPr>
   </w:style>
   <w:style w:type="character" w:customStyle="1" w:styleId="DecValTok">
     <w:name w:val="DecValTok"/>
     <w:basedOn w:val="VerbatimChar"/>
     <w:rPr>
-      <w:color w:val="0000cf"/>
-      <w:shd w:val="clear" w:fill="f8f8f8"/>
+      <w:color w:val="40a070"/>
     </w:rPr>
   </w:style>
   <w:style w:type="character" w:customStyle="1" w:styleId="BaseNTok">
     <w:name w:val="BaseNTok"/>
     <w:basedOn w:val="VerbatimChar"/>
     <w:rPr>
-      <w:color w:val="0000cf"/>
-      <w:shd w:val="clear" w:fill="f8f8f8"/>
+      <w:color w:val="40a070"/>
     </w:rPr>
   </w:style>
   <w:style w:type="character" w:customStyle="1" w:styleId="FloatTok">
     <w:name w:val="FloatTok"/>
     <w:basedOn w:val="VerbatimChar"/>
     <w:rPr>
-      <w:color w:val="0000cf"/>
-      <w:shd w:val="clear" w:fill="f8f8f8"/>
+      <w:color w:val="40a070"/>
     </w:rPr>
   </w:style>
   <w:style w:type="character" w:customStyle="1" w:styleId="ConstantTok">
     <w:name w:val="ConstantTok"/>
     <w:basedOn w:val="VerbatimChar"/>
     <w:rPr>
-      <w:color w:val="8f5902"/>
-      <w:shd w:val="clear" w:fill="f8f8f8"/>
+      <w:color w:val="880000"/>
     </w:rPr>
   </w:style>
   <w:style w:type="character" w:customStyle="1" w:styleId="CharTok">
     <w:name w:val="CharTok"/>
     <w:basedOn w:val="VerbatimChar"/>
     <w:rPr>
-      <w:color w:val="4e9a06"/>
-      <w:shd w:val="clear" w:fill="f8f8f8"/>
+      <w:color w:val="4070a0"/>
     </w:rPr>
   </w:style>
   <w:style w:type="character" w:customStyle="1" w:styleId="SpecialCharTok">
     <w:name w:val="SpecialCharTok"/>
     <w:basedOn w:val="VerbatimChar"/>
     <w:rPr>
-      <w:color w:val="ce5c00"/>
-      <w:shd w:val="clear" w:fill="f8f8f8"/>
-      <w:b/>
+      <w:color w:val="4070a0"/>
     </w:rPr>
   </w:style>
   <w:style w:type="character" w:customStyle="1" w:styleId="StringTok">
     <w:name w:val="StringTok"/>
     <w:basedOn w:val="VerbatimChar"/>
     <w:rPr>
-      <w:color w:val="4e9a06"/>
-      <w:shd w:val="clear" w:fill="f8f8f8"/>
+      <w:color w:val="4070a0"/>
     </w:rPr>
   </w:style>
   <w:style w:type="character" w:customStyle="1" w:styleId="VerbatimStringTok">
     <w:name w:val="VerbatimStringTok"/>
     <w:basedOn w:val="VerbatimChar"/>
     <w:rPr>
-      <w:color w:val="4e9a06"/>
-      <w:shd w:val="clear" w:fill="f8f8f8"/>
+      <w:color w:val="4070a0"/>
     </w:rPr>
   </w:style>
   <w:style w:type="character" w:customStyle="1" w:styleId="SpecialStringTok">
     <w:name w:val="SpecialStringTok"/>
     <w:basedOn w:val="VerbatimChar"/>
     <w:rPr>
-      <w:color w:val="4e9a06"/>
-      <w:shd w:val="clear" w:fill="f8f8f8"/>
+      <w:color w:val="bb6688"/>
     </w:rPr>
   </w:style>
   <w:style w:type="character" w:customStyle="1" w:styleId="ImportTok">
     <w:name w:val="ImportTok"/>
     <w:basedOn w:val="VerbatimChar"/>
     <w:rPr>
-      <w:shd w:val="clear" w:fill="f8f8f8"/>
+      <w:color w:val="008000"/>
+      <w:b/>
     </w:rPr>
   </w:style>
   <w:style w:type="character" w:customStyle="1" w:styleId="CommentTok">
     <w:name w:val="CommentTok"/>
     <w:basedOn w:val="VerbatimChar"/>
     <w:rPr>
-      <w:color w:val="8f5902"/>
-      <w:shd w:val="clear" w:fill="f8f8f8"/>
+      <w:color w:val="60a0b0"/>
       <w:i/>
     </w:rPr>
   </w:style>
@@ -5295,9 +5282,7 @@
     <w:name w:val="DocumentationTok"/>
     <w:basedOn w:val="VerbatimChar"/>
     <w:rPr>
-      <w:color w:val="8f5902"/>
-      <w:shd w:val="clear" w:fill="f8f8f8"/>
-      <w:b/>
+      <w:color w:val="ba2121"/>
       <w:i/>
     </w:rPr>
   </w:style>
@@ -5305,8 +5290,7 @@
     <w:name w:val="AnnotationTok"/>
     <w:basedOn w:val="VerbatimChar"/>
     <w:rPr>
-      <w:color w:val="8f5902"/>
-      <w:shd w:val="clear" w:fill="f8f8f8"/>
+      <w:color w:val="60a0b0"/>
       <w:b/>
       <w:i/>
     </w:rPr>
@@ -5315,8 +5299,7 @@
     <w:name w:val="CommentVarTok"/>
     <w:basedOn w:val="VerbatimChar"/>
     <w:rPr>
-      <w:color w:val="8f5902"/>
-      <w:shd w:val="clear" w:fill="f8f8f8"/>
+      <w:color w:val="60a0b0"/>
       <w:b/>
       <w:i/>
     </w:rPr>
@@ -5325,33 +5308,28 @@
     <w:name w:val="OtherTok"/>
     <w:basedOn w:val="VerbatimChar"/>
     <w:rPr>
-      <w:color w:val="8f5902"/>
-      <w:shd w:val="clear" w:fill="f8f8f8"/>
+      <w:color w:val="007020"/>
     </w:rPr>
   </w:style>
   <w:style w:type="character" w:customStyle="1" w:styleId="FunctionTok">
     <w:name w:val="FunctionTok"/>
     <w:basedOn w:val="VerbatimChar"/>
     <w:rPr>
-      <w:color w:val="204a87"/>
-      <w:shd w:val="clear" w:fill="f8f8f8"/>
-      <w:b/>
+      <w:color w:val="06287e"/>
     </w:rPr>
   </w:style>
   <w:style w:type="character" w:customStyle="1" w:styleId="VariableTok">
     <w:name w:val="VariableTok"/>
     <w:basedOn w:val="VerbatimChar"/>
     <w:rPr>
-      <w:color w:val="000000"/>
-      <w:shd w:val="clear" w:fill="f8f8f8"/>
+      <w:color w:val="19177c"/>
     </w:rPr>
   </w:style>
   <w:style w:type="character" w:customStyle="1" w:styleId="ControlFlowTok">
     <w:name w:val="ControlFlowTok"/>
     <w:basedOn w:val="VerbatimChar"/>
     <w:rPr>
-      <w:color w:val="204a87"/>
-      <w:shd w:val="clear" w:fill="f8f8f8"/>
+      <w:color w:val="007020"/>
       <w:b/>
     </w:rPr>
   </w:style>
@@ -5359,55 +5337,45 @@
     <w:name w:val="OperatorTok"/>
     <w:basedOn w:val="VerbatimChar"/>
     <w:rPr>
-      <w:color w:val="ce5c00"/>
-      <w:shd w:val="clear" w:fill="f8f8f8"/>
-      <w:b/>
+      <w:color w:val="666666"/>
     </w:rPr>
   </w:style>
   <w:style w:type="character" w:customStyle="1" w:styleId="BuiltInTok">
     <w:name w:val="BuiltInTok"/>
     <w:basedOn w:val="VerbatimChar"/>
     <w:rPr>
-      <w:shd w:val="clear" w:fill="f8f8f8"/>
+      <w:color w:val="008000"/>
     </w:rPr>
   </w:style>
   <w:style w:type="character" w:customStyle="1" w:styleId="ExtensionTok">
     <w:name w:val="ExtensionTok"/>
     <w:basedOn w:val="VerbatimChar"/>
-    <w:rPr>
-      <w:shd w:val="clear" w:fill="f8f8f8"/>
-    </w:rPr>
+    <w:rPr/>
   </w:style>
   <w:style w:type="character" w:customStyle="1" w:styleId="PreprocessorTok">
     <w:name w:val="PreprocessorTok"/>
     <w:basedOn w:val="VerbatimChar"/>
     <w:rPr>
-      <w:color w:val="8f5902"/>
-      <w:shd w:val="clear" w:fill="f8f8f8"/>
-      <w:i/>
+      <w:color w:val="bc7a00"/>
     </w:rPr>
   </w:style>
   <w:style w:type="character" w:customStyle="1" w:styleId="AttributeTok">
     <w:name w:val="AttributeTok"/>
     <w:basedOn w:val="VerbatimChar"/>
     <w:rPr>
-      <w:color w:val="204a87"/>
-      <w:shd w:val="clear" w:fill="f8f8f8"/>
+      <w:color w:val="7d9029"/>
     </w:rPr>
   </w:style>
   <w:style w:type="character" w:customStyle="1" w:styleId="RegionMarkerTok">
     <w:name w:val="RegionMarkerTok"/>
     <w:basedOn w:val="VerbatimChar"/>
-    <w:rPr>
-      <w:shd w:val="clear" w:fill="f8f8f8"/>
-    </w:rPr>
+    <w:rPr/>
   </w:style>
   <w:style w:type="character" w:customStyle="1" w:styleId="InformationTok">
     <w:name w:val="InformationTok"/>
     <w:basedOn w:val="VerbatimChar"/>
     <w:rPr>
-      <w:color w:val="8f5902"/>
-      <w:shd w:val="clear" w:fill="f8f8f8"/>
+      <w:color w:val="60a0b0"/>
       <w:b/>
       <w:i/>
     </w:rPr>
@@ -5416,8 +5384,7 @@
     <w:name w:val="WarningTok"/>
     <w:basedOn w:val="VerbatimChar"/>
     <w:rPr>
-      <w:color w:val="8f5902"/>
-      <w:shd w:val="clear" w:fill="f8f8f8"/>
+      <w:color w:val="60a0b0"/>
       <w:b/>
       <w:i/>
     </w:rPr>
@@ -5426,25 +5393,22 @@
     <w:name w:val="AlertTok"/>
     <w:basedOn w:val="VerbatimChar"/>
     <w:rPr>
-      <w:color w:val="ef2929"/>
-      <w:shd w:val="clear" w:fill="f8f8f8"/>
+      <w:color w:val="ff0000"/>
+      <w:b/>
     </w:rPr>
   </w:style>
   <w:style w:type="character" w:customStyle="1" w:styleId="ErrorTok">
     <w:name w:val="ErrorTok"/>
     <w:basedOn w:val="VerbatimChar"/>
     <w:rPr>
-      <w:color w:val="a40000"/>
-      <w:shd w:val="clear" w:fill="f8f8f8"/>
+      <w:color w:val="ff0000"/>
       <w:b/>
     </w:rPr>
   </w:style>
   <w:style w:type="character" w:customStyle="1" w:styleId="NormalTok">
     <w:name w:val="NormalTok"/>
     <w:basedOn w:val="VerbatimChar"/>
-    <w:rPr>
-      <w:shd w:val="clear" w:fill="f8f8f8"/>
-    </w:rPr>
+    <w:rPr/>
   </w:style>
 </w:styles>
 </file>

--- a/铁路线路智能综合检测机器人/技术文档章节拆分_20260417_0116/铁路线路智能综合检测机器人_技术文档_V3.0_第07章_检测数据实时采集实时存储实时反馈实时统计分析_20260306_20260417_0116.docx
+++ b/铁路线路智能综合检测机器人/技术文档章节拆分_20260417_0116/铁路线路智能综合检测机器人_技术文档_V3.0_第07章_检测数据实时采集实时存储实时反馈实时统计分析_20260306_20260417_0116.docx
@@ -243,7 +243,7 @@
               <w:jc w:val="left"/>
             </w:pPr>
             <w:r>
-              <w:t xml:space="preserve">2 路双陀螺仪</w:t>
+              <w:t xml:space="preserve">HWT905 IMU（1路）</w:t>
             </w:r>
           </w:p>
         </w:tc>
@@ -2131,7 +2131,7 @@
               <w:jc w:val="left"/>
             </w:pPr>
             <w:r>
-              <w:t xml:space="preserve">陀螺仪/里程等辅助数据</w:t>
+              <w:t xml:space="preserve">HWT905 IMU/里程等辅助数据</w:t>
             </w:r>
           </w:p>
         </w:tc>
@@ -2626,7 +2626,7 @@
           <w:rStyle w:val="VerbatimChar"/>
           <w:rFonts w:ascii="Times New Roman" w:hAnsi="Times New Roman"/>
         </w:rPr>
-        <w:t xml:space="preserve">│   │   ├── imu/            # 陀螺仪原始数据</w:t>
+        <w:t xml:space="preserve">│   │   ├── imu/            # HWT905 IMU原始数据</w:t>
       </w:r>
       <w:r>
         <w:rPr>

--- a/铁路线路智能综合检测机器人/技术文档章节拆分_20260417_0116/铁路线路智能综合检测机器人_技术文档_V3.0_第07章_检测数据实时采集实时存储实时反馈实时统计分析_20260306_20260417_0116.docx
+++ b/铁路线路智能综合检测机器人/技术文档章节拆分_20260417_0116/铁路线路智能综合检测机器人_技术文档_V3.0_第07章_检测数据实时采集实时存储实时反馈实时统计分析_20260306_20260417_0116.docx
@@ -243,7 +243,7 @@
               <w:jc w:val="left"/>
             </w:pPr>
             <w:r>
-              <w:t xml:space="preserve">HWT905 IMU（1路）</w:t>
+              <w:t xml:space="preserve">姿态传感器HWT905（1路）</w:t>
             </w:r>
           </w:p>
         </w:tc>
@@ -2131,7 +2131,7 @@
               <w:jc w:val="left"/>
             </w:pPr>
             <w:r>
-              <w:t xml:space="preserve">HWT905 IMU/里程等辅助数据</w:t>
+              <w:t xml:space="preserve">姿态传感器HWT905/里程等辅助数据</w:t>
             </w:r>
           </w:p>
         </w:tc>
@@ -2626,7 +2626,7 @@
           <w:rStyle w:val="VerbatimChar"/>
           <w:rFonts w:ascii="Times New Roman" w:hAnsi="Times New Roman"/>
         </w:rPr>
-        <w:t xml:space="preserve">│   │   ├── imu/            # HWT905 IMU原始数据</w:t>
+        <w:t xml:space="preserve">│   │   ├── imu/            # 姿态传感器HWT905原始数据</w:t>
       </w:r>
       <w:r>
         <w:rPr>
